--- a/templates/ai/ai_sample_5_loan_approval.docx
+++ b/templates/ai/ai_sample_5_loan_approval.docx
@@ -2256,7 +2256,7 @@
                 <w:sz w:val="20"/>
                 <w:szCs w:val="20"/>
               </w:rPr>
-              <w:t xml:space="preserve">수집한 데이터로 모델을 학습시킨 결과를 서술하시오. 학습이 완료된 화면 또는 학습 결과(정확도·손실 등)를 스크린샷으로 첨부하고, 결과의 의미를 간략히 설명하시오.</w:t>
+              <w:t xml:space="preserve">수집한 데이터로 모델을 학습시킨 결과를 서술하시오. 학습이 완료된 화면 또는 학습 결과를 스크린샷으로 첨부하고, 수치나 지표를 포함하여 결과의 의미를 간략히 설명하시오.</w:t>
             </w:r>
             <w:r>
               <w:rPr>
@@ -2562,7 +2562,7 @@
                 <w:sz w:val="20"/>
                 <w:szCs w:val="20"/>
               </w:rPr>
-              <w:t xml:space="preserve">□  정확도·손실·신뢰도 등 학습 결과 수치가 구체적으로 언급되어 있다.</w:t>
+              <w:t xml:space="preserve">□  모델의 학습 결과를 확인할 수 있는 수치나 지표가 언급되어 있다.</w:t>
             </w:r>
           </w:p>
           <w:p>
